--- a/lessons/4-4/homework.docx
+++ b/lessons/4-4/homework.docx
@@ -106,7 +106,55 @@
     </w:p>
     <w:p>
       <w:pPr>
-        <w:spacing w:after="60"/>
+        <w:keepNext/>
+        <w:spacing w:after="20" w:before="80"/>
+        <w:jc w:val="center"/>
+      </w:pPr>
+      <w:r>
+        <w:drawing>
+          <wp:inline distT="0" distB="0" distL="0" distR="0">
+            <wp:extent cx="1047750" cy="790575"/>
+            <wp:effectExtent t="0" r="0" b="0" l="0"/>
+            <wp:docPr id="1" name="" descr="" title=""/>
+            <wp:cNvGraphicFramePr>
+              <a:graphicFrameLocks xmlns:a="http://schemas.openxmlformats.org/drawingml/2006/main" noChangeAspect="1"/>
+            </wp:cNvGraphicFramePr>
+            <a:graphic xmlns:a="http://schemas.openxmlformats.org/drawingml/2006/main">
+              <a:graphicData uri="http://schemas.openxmlformats.org/drawingml/2006/picture">
+                <pic:pic xmlns:pic="http://schemas.openxmlformats.org/drawingml/2006/picture">
+                  <pic:nvPicPr>
+                    <pic:cNvPr id="0" name="" descr=""/>
+                    <pic:cNvPicPr>
+                      <a:picLocks noChangeAspect="1" noChangeArrowheads="1"/>
+                    </pic:cNvPicPr>
+                  </pic:nvPicPr>
+                  <pic:blipFill>
+                    <a:blip r:embed="rId7" cstate="none"/>
+                    <a:srcRect/>
+                    <a:stretch>
+                      <a:fillRect/>
+                    </a:stretch>
+                  </pic:blipFill>
+                  <pic:spPr bwMode="auto">
+                    <a:xfrm>
+                      <a:off x="0" y="0"/>
+                      <a:ext cx="1047750" cy="790575"/>
+                    </a:xfrm>
+                    <a:prstGeom prst="rect">
+                      <a:avLst/>
+                    </a:prstGeom>
+                  </pic:spPr>
+                </pic:pic>
+              </a:graphicData>
+            </a:graphic>
+          </wp:inline>
+        </w:drawing>
+      </w:r>
+    </w:p>
+    <w:p>
+      <w:pPr>
+        <w:keepNext/>
+        <w:spacing w:after="120"/>
       </w:pPr>
       <w:r>
         <w:rPr>
@@ -116,12 +164,60 @@
         <w:t xml:space="preserve">Percent (Porcentaje)</w:t>
       </w:r>
       <w:r>
-        <w:t xml:space="preserve"> — A ratio that compares a number to 100</w:t>
-      </w:r>
-    </w:p>
-    <w:p>
-      <w:pPr>
-        <w:spacing w:after="60"/>
+        <w:t xml:space="preserve"> — A way to compare a number to 100, shown with the % sign.</w:t>
+      </w:r>
+    </w:p>
+    <w:p>
+      <w:pPr>
+        <w:keepNext/>
+        <w:spacing w:after="20" w:before="80"/>
+        <w:jc w:val="center"/>
+      </w:pPr>
+      <w:r>
+        <w:drawing>
+          <wp:inline distT="0" distB="0" distL="0" distR="0">
+            <wp:extent cx="1047750" cy="790575"/>
+            <wp:effectExtent t="0" r="0" b="0" l="0"/>
+            <wp:docPr id="1" name="" descr="" title=""/>
+            <wp:cNvGraphicFramePr>
+              <a:graphicFrameLocks xmlns:a="http://schemas.openxmlformats.org/drawingml/2006/main" noChangeAspect="1"/>
+            </wp:cNvGraphicFramePr>
+            <a:graphic xmlns:a="http://schemas.openxmlformats.org/drawingml/2006/main">
+              <a:graphicData uri="http://schemas.openxmlformats.org/drawingml/2006/picture">
+                <pic:pic xmlns:pic="http://schemas.openxmlformats.org/drawingml/2006/picture">
+                  <pic:nvPicPr>
+                    <pic:cNvPr id="0" name="" descr=""/>
+                    <pic:cNvPicPr>
+                      <a:picLocks noChangeAspect="1" noChangeArrowheads="1"/>
+                    </pic:cNvPicPr>
+                  </pic:nvPicPr>
+                  <pic:blipFill>
+                    <a:blip r:embed="rId8" cstate="none"/>
+                    <a:srcRect/>
+                    <a:stretch>
+                      <a:fillRect/>
+                    </a:stretch>
+                  </pic:blipFill>
+                  <pic:spPr bwMode="auto">
+                    <a:xfrm>
+                      <a:off x="0" y="0"/>
+                      <a:ext cx="1047750" cy="790575"/>
+                    </a:xfrm>
+                    <a:prstGeom prst="rect">
+                      <a:avLst/>
+                    </a:prstGeom>
+                  </pic:spPr>
+                </pic:pic>
+              </a:graphicData>
+            </a:graphic>
+          </wp:inline>
+        </w:drawing>
+      </w:r>
+    </w:p>
+    <w:p>
+      <w:pPr>
+        <w:keepNext/>
+        <w:spacing w:after="120"/>
       </w:pPr>
       <w:r>
         <w:rPr>
@@ -131,12 +227,60 @@
         <w:t xml:space="preserve">Base (Base (el todo))</w:t>
       </w:r>
       <w:r>
-        <w:t xml:space="preserve"> — The whole amount; the number you are finding the percent of</w:t>
-      </w:r>
-    </w:p>
-    <w:p>
-      <w:pPr>
-        <w:spacing w:after="60"/>
+        <w:t xml:space="preserve"> — The whole amount you take a percent of.</w:t>
+      </w:r>
+    </w:p>
+    <w:p>
+      <w:pPr>
+        <w:keepNext/>
+        <w:spacing w:after="20" w:before="80"/>
+        <w:jc w:val="center"/>
+      </w:pPr>
+      <w:r>
+        <w:drawing>
+          <wp:inline distT="0" distB="0" distL="0" distR="0">
+            <wp:extent cx="1047750" cy="790575"/>
+            <wp:effectExtent t="0" r="0" b="0" l="0"/>
+            <wp:docPr id="1" name="" descr="" title=""/>
+            <wp:cNvGraphicFramePr>
+              <a:graphicFrameLocks xmlns:a="http://schemas.openxmlformats.org/drawingml/2006/main" noChangeAspect="1"/>
+            </wp:cNvGraphicFramePr>
+            <a:graphic xmlns:a="http://schemas.openxmlformats.org/drawingml/2006/main">
+              <a:graphicData uri="http://schemas.openxmlformats.org/drawingml/2006/picture">
+                <pic:pic xmlns:pic="http://schemas.openxmlformats.org/drawingml/2006/picture">
+                  <pic:nvPicPr>
+                    <pic:cNvPr id="0" name="" descr=""/>
+                    <pic:cNvPicPr>
+                      <a:picLocks noChangeAspect="1" noChangeArrowheads="1"/>
+                    </pic:cNvPicPr>
+                  </pic:nvPicPr>
+                  <pic:blipFill>
+                    <a:blip r:embed="rId9" cstate="none"/>
+                    <a:srcRect/>
+                    <a:stretch>
+                      <a:fillRect/>
+                    </a:stretch>
+                  </pic:blipFill>
+                  <pic:spPr bwMode="auto">
+                    <a:xfrm>
+                      <a:off x="0" y="0"/>
+                      <a:ext cx="1047750" cy="790575"/>
+                    </a:xfrm>
+                    <a:prstGeom prst="rect">
+                      <a:avLst/>
+                    </a:prstGeom>
+                  </pic:spPr>
+                </pic:pic>
+              </a:graphicData>
+            </a:graphic>
+          </wp:inline>
+        </w:drawing>
+      </w:r>
+    </w:p>
+    <w:p>
+      <w:pPr>
+        <w:keepNext/>
+        <w:spacing w:after="120"/>
       </w:pPr>
       <w:r>
         <w:rPr>
@@ -146,12 +290,60 @@
         <w:t xml:space="preserve">Part (Parte)</w:t>
       </w:r>
       <w:r>
-        <w:t xml:space="preserve"> — The result when you find a percent of a number</w:t>
-      </w:r>
-    </w:p>
-    <w:p>
-      <w:pPr>
-        <w:spacing w:after="60"/>
+        <w:t xml:space="preserve"> — The piece you get when you take a percent of a number.</w:t>
+      </w:r>
+    </w:p>
+    <w:p>
+      <w:pPr>
+        <w:keepNext/>
+        <w:spacing w:after="20" w:before="80"/>
+        <w:jc w:val="center"/>
+      </w:pPr>
+      <w:r>
+        <w:drawing>
+          <wp:inline distT="0" distB="0" distL="0" distR="0">
+            <wp:extent cx="1047750" cy="790575"/>
+            <wp:effectExtent t="0" r="0" b="0" l="0"/>
+            <wp:docPr id="1" name="" descr="" title=""/>
+            <wp:cNvGraphicFramePr>
+              <a:graphicFrameLocks xmlns:a="http://schemas.openxmlformats.org/drawingml/2006/main" noChangeAspect="1"/>
+            </wp:cNvGraphicFramePr>
+            <a:graphic xmlns:a="http://schemas.openxmlformats.org/drawingml/2006/main">
+              <a:graphicData uri="http://schemas.openxmlformats.org/drawingml/2006/picture">
+                <pic:pic xmlns:pic="http://schemas.openxmlformats.org/drawingml/2006/picture">
+                  <pic:nvPicPr>
+                    <pic:cNvPr id="0" name="" descr=""/>
+                    <pic:cNvPicPr>
+                      <a:picLocks noChangeAspect="1" noChangeArrowheads="1"/>
+                    </pic:cNvPicPr>
+                  </pic:nvPicPr>
+                  <pic:blipFill>
+                    <a:blip r:embed="rId10" cstate="none"/>
+                    <a:srcRect/>
+                    <a:stretch>
+                      <a:fillRect/>
+                    </a:stretch>
+                  </pic:blipFill>
+                  <pic:spPr bwMode="auto">
+                    <a:xfrm>
+                      <a:off x="0" y="0"/>
+                      <a:ext cx="1047750" cy="790575"/>
+                    </a:xfrm>
+                    <a:prstGeom prst="rect">
+                      <a:avLst/>
+                    </a:prstGeom>
+                  </pic:spPr>
+                </pic:pic>
+              </a:graphicData>
+            </a:graphic>
+          </wp:inline>
+        </w:drawing>
+      </w:r>
+    </w:p>
+    <w:p>
+      <w:pPr>
+        <w:keepNext/>
+        <w:spacing w:after="120"/>
       </w:pPr>
       <w:r>
         <w:rPr>
@@ -161,12 +353,60 @@
         <w:t xml:space="preserve">Equation (Ecuación)</w:t>
       </w:r>
       <w:r>
-        <w:t xml:space="preserve"> — A math sentence that shows two expressions are equal</w:t>
-      </w:r>
-    </w:p>
-    <w:p>
-      <w:pPr>
-        <w:spacing w:after="60"/>
+        <w:t xml:space="preserve"> — A math sentence with an equal sign showing both sides are the same.</w:t>
+      </w:r>
+    </w:p>
+    <w:p>
+      <w:pPr>
+        <w:keepNext/>
+        <w:spacing w:after="20" w:before="80"/>
+        <w:jc w:val="center"/>
+      </w:pPr>
+      <w:r>
+        <w:drawing>
+          <wp:inline distT="0" distB="0" distL="0" distR="0">
+            <wp:extent cx="1047750" cy="790575"/>
+            <wp:effectExtent t="0" r="0" b="0" l="0"/>
+            <wp:docPr id="1" name="" descr="" title=""/>
+            <wp:cNvGraphicFramePr>
+              <a:graphicFrameLocks xmlns:a="http://schemas.openxmlformats.org/drawingml/2006/main" noChangeAspect="1"/>
+            </wp:cNvGraphicFramePr>
+            <a:graphic xmlns:a="http://schemas.openxmlformats.org/drawingml/2006/main">
+              <a:graphicData uri="http://schemas.openxmlformats.org/drawingml/2006/picture">
+                <pic:pic xmlns:pic="http://schemas.openxmlformats.org/drawingml/2006/picture">
+                  <pic:nvPicPr>
+                    <pic:cNvPr id="0" name="" descr=""/>
+                    <pic:cNvPicPr>
+                      <a:picLocks noChangeAspect="1" noChangeArrowheads="1"/>
+                    </pic:cNvPicPr>
+                  </pic:nvPicPr>
+                  <pic:blipFill>
+                    <a:blip r:embed="rId11" cstate="none"/>
+                    <a:srcRect/>
+                    <a:stretch>
+                      <a:fillRect/>
+                    </a:stretch>
+                  </pic:blipFill>
+                  <pic:spPr bwMode="auto">
+                    <a:xfrm>
+                      <a:off x="0" y="0"/>
+                      <a:ext cx="1047750" cy="790575"/>
+                    </a:xfrm>
+                    <a:prstGeom prst="rect">
+                      <a:avLst/>
+                    </a:prstGeom>
+                  </pic:spPr>
+                </pic:pic>
+              </a:graphicData>
+            </a:graphic>
+          </wp:inline>
+        </w:drawing>
+      </w:r>
+    </w:p>
+    <w:p>
+      <w:pPr>
+        <w:keepNext/>
+        <w:spacing w:after="120"/>
       </w:pPr>
       <w:r>
         <w:rPr>
@@ -176,7 +416,7 @@
         <w:t xml:space="preserve">Discount (Descuento)</w:t>
       </w:r>
       <w:r>
-        <w:t xml:space="preserve"> — The amount subtracted from the original price</w:t>
+        <w:t xml:space="preserve"> — Money taken off the first price to make it cheaper.</w:t>
       </w:r>
     </w:p>
     <w:p>

--- a/lessons/4-4/homework.docx
+++ b/lessons/4-4/homework.docx
@@ -24,7 +24,7 @@
           <w:i/>
           <w:iCs/>
         </w:rPr>
-        <w:t xml:space="preserve">Lesson 4-4  •  Standard 6.RP.3c</w:t>
+        <w:t xml:space="preserve">Lesson 4-4  •  Standard 6.AT.4</w:t>
       </w:r>
     </w:p>
     <w:p>
@@ -937,15 +937,151 @@
           <w:b/>
           <w:bCs/>
         </w:rPr>
-        <w:t xml:space="preserve">6. What is 20% of 150?</w:t>
-      </w:r>
-    </w:p>
-    <w:p>
-      <w:pPr>
-        <w:spacing w:after="40" w:before="0"/>
-      </w:pPr>
-      <w:r>
-        <w:t xml:space="preserve">     A. 30</w:t>
+        <w:t xml:space="preserve">6. onLevel — Spot the Common Mistake</w:t>
+      </w:r>
+    </w:p>
+    <w:p>
+      <w:pPr>
+        <w:spacing w:after="40" w:before="0"/>
+      </w:pPr>
+      <w:r>
+        <w:t xml:space="preserve">   Step 1 (Read): A student is working on Find the Percent of a Number.</w:t>
+      </w:r>
+    </w:p>
+    <w:p>
+      <w:pPr>
+        <w:spacing w:after="40" w:before="0"/>
+      </w:pPr>
+      <w:r>
+        <w:t xml:space="preserve">   Step 2 (Attempt): They ignored the rule: To find the part, change the percent to a decimal, then multiply: part = percent × base.</w:t>
+      </w:r>
+    </w:p>
+    <w:p>
+      <w:pPr>
+        <w:spacing w:after="40" w:before="0"/>
+      </w:pPr>
+      <w:r>
+        <w:t xml:space="preserve">   Step 3 (Check): The answer does not match the math rule from class.</w:t>
+      </w:r>
+    </w:p>
+    <w:p>
+      <w:pPr>
+        <w:spacing w:after="60" w:before="0"/>
+      </w:pPr>
+      <w:r>
+        <w:rPr>
+          <w:i/>
+          <w:iCs/>
+        </w:rPr>
+        <w:t xml:space="preserve">Which step has the mistake? Explain and fix it:</w:t>
+      </w:r>
+    </w:p>
+    <w:p>
+      <w:pPr>
+        <w:spacing w:after="60" w:before="120"/>
+      </w:pPr>
+      <w:r>
+        <w:rPr>
+          <w:color w:val="BBBBBB"/>
+        </w:rPr>
+        <w:t xml:space="preserve">______________________________________________________________________</w:t>
+      </w:r>
+    </w:p>
+    <w:p>
+      <w:pPr>
+        <w:spacing w:after="60" w:before="120"/>
+      </w:pPr>
+      <w:r>
+        <w:rPr>
+          <w:color w:val="BBBBBB"/>
+        </w:rPr>
+        <w:t xml:space="preserve">______________________________________________________________________</w:t>
+      </w:r>
+    </w:p>
+    <w:p>
+      <w:pPr>
+        <w:spacing w:after="60" w:before="120"/>
+      </w:pPr>
+      <w:r>
+        <w:rPr>
+          <w:color w:val="BBBBBB"/>
+        </w:rPr>
+        <w:t xml:space="preserve">______________________________________________________________________</w:t>
+      </w:r>
+    </w:p>
+    <w:p>
+      <w:pPr>
+        <w:spacing w:after="80" w:before="0"/>
+      </w:pPr>
+      <w:r>
+        <w:rPr>
+          <w:b/>
+          <w:bCs/>
+        </w:rPr>
+        <w:t xml:space="preserve">7. The claw machine prize is 80 tickets and today it is 25% off. How many tickets do you save?</w:t>
+      </w:r>
+    </w:p>
+    <w:p>
+      <w:pPr>
+        <w:spacing w:after="40" w:before="0"/>
+      </w:pPr>
+      <w:r>
+        <w:t xml:space="preserve">     A. 20</w:t>
+      </w:r>
+    </w:p>
+    <w:p>
+      <w:pPr>
+        <w:spacing w:after="40" w:before="0"/>
+      </w:pPr>
+      <w:r>
+        <w:t xml:space="preserve">     B. 25</w:t>
+      </w:r>
+    </w:p>
+    <w:p>
+      <w:pPr>
+        <w:spacing w:after="40" w:before="0"/>
+      </w:pPr>
+      <w:r>
+        <w:t xml:space="preserve">     C. 55</w:t>
+      </w:r>
+    </w:p>
+    <w:p>
+      <w:pPr>
+        <w:spacing w:after="40" w:before="0"/>
+      </w:pPr>
+      <w:r>
+        <w:t xml:space="preserve">     D. 16</w:t>
+      </w:r>
+    </w:p>
+    <w:p>
+      <w:pPr>
+        <w:spacing w:after="60" w:before="120"/>
+      </w:pPr>
+      <w:r>
+        <w:rPr>
+          <w:color w:val="BBBBBB"/>
+        </w:rPr>
+        <w:t xml:space="preserve">______________________________________________________________________</w:t>
+      </w:r>
+    </w:p>
+    <w:p>
+      <w:pPr>
+        <w:spacing w:after="80" w:before="0"/>
+      </w:pPr>
+      <w:r>
+        <w:rPr>
+          <w:b/>
+          <w:bCs/>
+        </w:rPr>
+        <w:t xml:space="preserve">8. Your bowling score was 60 points. The bonus round adds 15% more points. How many bonus points is that?</w:t>
+      </w:r>
+    </w:p>
+    <w:p>
+      <w:pPr>
+        <w:spacing w:after="40" w:before="0"/>
+      </w:pPr>
+      <w:r>
+        <w:t xml:space="preserve">     A. 9</w:t>
       </w:r>
     </w:p>
     <w:p>
@@ -961,7 +1097,7 @@
         <w:spacing w:after="40" w:before="0"/>
       </w:pPr>
       <w:r>
-        <w:t xml:space="preserve">     C. 300</w:t>
+        <w:t xml:space="preserve">     C. 45</w:t>
       </w:r>
     </w:p>
     <w:p>
@@ -992,39 +1128,39 @@
           <w:b/>
           <w:bCs/>
         </w:rPr>
-        <w:t xml:space="preserve">7. What is 35% of 80?</w:t>
-      </w:r>
-    </w:p>
-    <w:p>
-      <w:pPr>
-        <w:spacing w:after="40" w:before="0"/>
-      </w:pPr>
-      <w:r>
-        <w:t xml:space="preserve">     A. 28</w:t>
-      </w:r>
-    </w:p>
-    <w:p>
-      <w:pPr>
-        <w:spacing w:after="40" w:before="0"/>
-      </w:pPr>
-      <w:r>
-        <w:t xml:space="preserve">     B. 35</w:t>
-      </w:r>
-    </w:p>
-    <w:p>
-      <w:pPr>
-        <w:spacing w:after="40" w:before="0"/>
-      </w:pPr>
-      <w:r>
-        <w:t xml:space="preserve">     C. 45</w:t>
-      </w:r>
-    </w:p>
-    <w:p>
-      <w:pPr>
-        <w:spacing w:after="40" w:before="0"/>
-      </w:pPr>
-      <w:r>
-        <w:t xml:space="preserve">     D. 24</w:t>
+        <w:t xml:space="preserve">9. A snack at the arcade costs $40. The sales tax is 5%. How many dollars is the tax?</w:t>
+      </w:r>
+    </w:p>
+    <w:p>
+      <w:pPr>
+        <w:spacing w:after="40" w:before="0"/>
+      </w:pPr>
+      <w:r>
+        <w:t xml:space="preserve">     A. $2</w:t>
+      </w:r>
+    </w:p>
+    <w:p>
+      <w:pPr>
+        <w:spacing w:after="40" w:before="0"/>
+      </w:pPr>
+      <w:r>
+        <w:t xml:space="preserve">     B. $5</w:t>
+      </w:r>
+    </w:p>
+    <w:p>
+      <w:pPr>
+        <w:spacing w:after="40" w:before="0"/>
+      </w:pPr>
+      <w:r>
+        <w:t xml:space="preserve">     C. $8</w:t>
+      </w:r>
+    </w:p>
+    <w:p>
+      <w:pPr>
+        <w:spacing w:after="40" w:before="0"/>
+      </w:pPr>
+      <w:r>
+        <w:t xml:space="preserve">     D. $20</w:t>
       </w:r>
     </w:p>
     <w:p>
@@ -1047,96 +1183,147 @@
           <w:b/>
           <w:bCs/>
         </w:rPr>
-        <w:t xml:space="preserve">8. A jacket costs $60 and is 25% off. How much is the discount?</w:t>
-      </w:r>
-    </w:p>
-    <w:p>
-      <w:pPr>
-        <w:spacing w:after="40" w:before="0"/>
-      </w:pPr>
-      <w:r>
-        <w:t xml:space="preserve">     A. $15</w:t>
-      </w:r>
-    </w:p>
-    <w:p>
-      <w:pPr>
-        <w:spacing w:after="40" w:before="0"/>
-      </w:pPr>
-      <w:r>
-        <w:t xml:space="preserve">     B. $25</w:t>
-      </w:r>
-    </w:p>
-    <w:p>
-      <w:pPr>
-        <w:spacing w:after="40" w:before="0"/>
-      </w:pPr>
-      <w:r>
-        <w:t xml:space="preserve">     C. $45</w:t>
-      </w:r>
-    </w:p>
-    <w:p>
-      <w:pPr>
-        <w:spacing w:after="40" w:before="0"/>
-      </w:pPr>
-      <w:r>
-        <w:t xml:space="preserve">     D. $20</w:t>
-      </w:r>
-    </w:p>
-    <w:p>
-      <w:pPr>
-        <w:spacing w:after="60" w:before="120"/>
-      </w:pPr>
-      <w:r>
-        <w:rPr>
-          <w:color w:val="BBBBBB"/>
-        </w:rPr>
-        <w:t xml:space="preserve">______________________________________________________________________</w:t>
-      </w:r>
-    </w:p>
-    <w:p>
-      <w:pPr>
-        <w:spacing w:after="80" w:before="0"/>
-      </w:pPr>
-      <w:r>
-        <w:rPr>
-          <w:b/>
-          <w:bCs/>
-        </w:rPr>
-        <w:t xml:space="preserve">9. What is 150% of 40?</w:t>
-      </w:r>
-    </w:p>
-    <w:p>
-      <w:pPr>
-        <w:spacing w:after="40" w:before="0"/>
-      </w:pPr>
-      <w:r>
-        <w:t xml:space="preserve">     A. 60</w:t>
-      </w:r>
-    </w:p>
-    <w:p>
-      <w:pPr>
-        <w:spacing w:after="40" w:before="0"/>
-      </w:pPr>
-      <w:r>
-        <w:t xml:space="preserve">     B. 45</w:t>
-      </w:r>
-    </w:p>
-    <w:p>
-      <w:pPr>
-        <w:spacing w:after="40" w:before="0"/>
-      </w:pPr>
-      <w:r>
-        <w:t xml:space="preserve">     C. 20</w:t>
-      </w:r>
-    </w:p>
-    <w:p>
-      <w:pPr>
-        <w:spacing w:after="40" w:before="0"/>
-      </w:pPr>
-      <w:r>
-        <w:t xml:space="preserve">     D. 140</w:t>
-      </w:r>
-    </w:p>
+        <w:t xml:space="preserve">10. Match each percent-of-a-number tip to its result.</w:t>
+      </w:r>
+    </w:p>
+    <w:tbl>
+      <w:tblPr>
+        <w:tblW w:type="pct" w:w="100%"/>
+        <w:tblBorders>
+          <w:top w:val="single" w:color="auto" w:sz="4"/>
+          <w:left w:val="single" w:color="auto" w:sz="4"/>
+          <w:bottom w:val="single" w:color="auto" w:sz="4"/>
+          <w:right w:val="single" w:color="auto" w:sz="4"/>
+          <w:insideH w:val="single" w:color="auto" w:sz="4"/>
+          <w:insideV w:val="single" w:color="auto" w:sz="4"/>
+        </w:tblBorders>
+      </w:tblPr>
+      <w:tblGrid>
+        <w:gridCol w:w="100"/>
+        <w:gridCol w:w="100"/>
+      </w:tblGrid>
+      <w:tr>
+        <w:trPr>
+          <w:tblHeader/>
+        </w:trPr>
+        <w:tc>
+          <w:tcPr>
+            <w:tcW w:type="pct" w:w="50%"/>
+          </w:tcPr>
+          <w:p>
+            <w:r>
+              <w:rPr>
+                <w:b/>
+                <w:bCs/>
+              </w:rPr>
+              <w:t xml:space="preserve">Item</w:t>
+            </w:r>
+          </w:p>
+        </w:tc>
+        <w:tc>
+          <w:tcPr>
+            <w:tcW w:type="pct" w:w="50%"/>
+          </w:tcPr>
+          <w:p>
+            <w:r>
+              <w:rPr>
+                <w:b/>
+                <w:bCs/>
+              </w:rPr>
+              <w:t xml:space="preserve">Answer choices</w:t>
+            </w:r>
+          </w:p>
+        </w:tc>
+      </w:tr>
+      <w:tr>
+        <w:tc>
+          <w:tcPr>
+            <w:tcW w:type="pct" w:w="50%"/>
+          </w:tcPr>
+          <w:p>
+            <w:r>
+              <w:t xml:space="preserve">____  20% of 70</w:t>
+            </w:r>
+          </w:p>
+        </w:tc>
+        <w:tc>
+          <w:tcPr>
+            <w:tcW w:type="pct" w:w="50%"/>
+          </w:tcPr>
+          <w:p>
+            <w:r>
+              <w:t xml:space="preserve">D. 60</w:t>
+            </w:r>
+          </w:p>
+        </w:tc>
+      </w:tr>
+      <w:tr>
+        <w:tc>
+          <w:tcPr>
+            <w:tcW w:type="pct" w:w="50%"/>
+          </w:tcPr>
+          <w:p>
+            <w:r>
+              <w:t xml:space="preserve">____  50% of 46</w:t>
+            </w:r>
+          </w:p>
+        </w:tc>
+        <w:tc>
+          <w:tcPr>
+            <w:tcW w:type="pct" w:w="50%"/>
+          </w:tcPr>
+          <w:p>
+            <w:r>
+              <w:t xml:space="preserve">C. 9</w:t>
+            </w:r>
+          </w:p>
+        </w:tc>
+      </w:tr>
+      <w:tr>
+        <w:tc>
+          <w:tcPr>
+            <w:tcW w:type="pct" w:w="50%"/>
+          </w:tcPr>
+          <w:p>
+            <w:r>
+              <w:t xml:space="preserve">____  10% of 90</w:t>
+            </w:r>
+          </w:p>
+        </w:tc>
+        <w:tc>
+          <w:tcPr>
+            <w:tcW w:type="pct" w:w="50%"/>
+          </w:tcPr>
+          <w:p>
+            <w:r>
+              <w:t xml:space="preserve">B. 23</w:t>
+            </w:r>
+          </w:p>
+        </w:tc>
+      </w:tr>
+      <w:tr>
+        <w:tc>
+          <w:tcPr>
+            <w:tcW w:type="pct" w:w="50%"/>
+          </w:tcPr>
+          <w:p>
+            <w:r>
+              <w:t xml:space="preserve">____  30% of 200</w:t>
+            </w:r>
+          </w:p>
+        </w:tc>
+        <w:tc>
+          <w:tcPr>
+            <w:tcW w:type="pct" w:w="50%"/>
+          </w:tcPr>
+          <w:p>
+            <w:r>
+              <w:t xml:space="preserve">A. 14</w:t>
+            </w:r>
+          </w:p>
+        </w:tc>
+      </w:tr>
+    </w:tbl>
     <w:p>
       <w:pPr>
         <w:spacing w:after="60" w:before="120"/>
@@ -1180,10 +1367,22 @@
     </w:p>
     <w:p>
       <w:pPr>
+        <w:spacing w:after="20" w:before="0"/>
+      </w:pPr>
+      <w:r>
+        <w:t xml:space="preserve">     20% = 0.20. Multiply: 0.20 × 150 = 30.</w:t>
+      </w:r>
+    </w:p>
+    <w:p>
+      <w:pPr>
         <w:spacing w:after="80" w:before="0"/>
       </w:pPr>
       <w:r>
-        <w:t xml:space="preserve">     20% = 0.20. Multiply: 0.20 × 150 = 30.</w:t>
+        <w:rPr>
+          <w:i/>
+          <w:iCs/>
+        </w:rPr>
+        <w:t xml:space="preserve">     Watch for: A common mistake in Find the Percent of a Number is skipping the key idea: "To find the part, change the percent to a decimal, then multiply: part = percent × base." — always check your work against this rule before you submit.</w:t>
       </w:r>
     </w:p>
     <w:p>
@@ -1200,10 +1399,22 @@
     </w:p>
     <w:p>
       <w:pPr>
+        <w:spacing w:after="20" w:before="0"/>
+      </w:pPr>
+      <w:r>
+        <w:t xml:space="preserve">     50% = 0.50. Multiply: 0.50 × 84 = 42. (Or simply divide by 2: 84 ÷ 2 = 42.)</w:t>
+      </w:r>
+    </w:p>
+    <w:p>
+      <w:pPr>
         <w:spacing w:after="80" w:before="0"/>
       </w:pPr>
       <w:r>
-        <w:t xml:space="preserve">     50% = 0.50. Multiply: 0.50 × 84 = 42. (Or simply divide by 2: 84 ÷ 2 = 42.)</w:t>
+        <w:rPr>
+          <w:i/>
+          <w:iCs/>
+        </w:rPr>
+        <w:t xml:space="preserve">     Watch for: A common mistake in Find the Percent of a Number is skipping the key idea: "To find the part, change the percent to a decimal, then multiply: part = percent × base." — always check your work against this rule before you submit.</w:t>
       </w:r>
     </w:p>
     <w:p>
@@ -1272,10 +1483,22 @@
     </w:p>
     <w:p>
       <w:pPr>
+        <w:spacing w:after="20" w:before="0"/>
+      </w:pPr>
+      <w:r>
+        <w:t xml:space="preserve">     15% of 240 = 0.15 × 240 = 36 tickets saved.</w:t>
+      </w:r>
+    </w:p>
+    <w:p>
+      <w:pPr>
         <w:spacing w:after="80" w:before="0"/>
       </w:pPr>
       <w:r>
-        <w:t xml:space="preserve">     15% of 240 = 0.15 × 240 = 36 tickets saved.</w:t>
+        <w:rPr>
+          <w:i/>
+          <w:iCs/>
+        </w:rPr>
+        <w:t xml:space="preserve">     Watch for: A common mistake in Find the Percent of a Number is skipping the key idea: "To find the part, change the percent to a decimal, then multiply: part = percent × base." — always check your work against this rule before you submit.</w:t>
       </w:r>
     </w:p>
     <w:p>
@@ -1292,22 +1515,70 @@
     </w:p>
     <w:p>
       <w:pPr>
+        <w:spacing w:after="20" w:before="0"/>
+      </w:pPr>
+      <w:r>
+        <w:t xml:space="preserve">     72 ÷ 90 = 0.80 = 80%.</w:t>
+      </w:r>
+    </w:p>
+    <w:p>
+      <w:pPr>
         <w:spacing w:after="80" w:before="0"/>
       </w:pPr>
       <w:r>
-        <w:t xml:space="preserve">     72 ÷ 90 = 0.80 = 80%.</w:t>
-      </w:r>
-    </w:p>
-    <w:p>
-      <w:pPr>
-        <w:spacing w:after="40" w:before="0"/>
-      </w:pPr>
-      <w:r>
-        <w:rPr>
-          <w:b/>
-          <w:bCs/>
-        </w:rPr>
-        <w:t xml:space="preserve">6. A. 30</w:t>
+        <w:rPr>
+          <w:i/>
+          <w:iCs/>
+        </w:rPr>
+        <w:t xml:space="preserve">     Watch for: A common mistake in Find the Percent of a Number is skipping the key idea: "To find the part, change the percent to a decimal, then multiply: part = percent × base." — always check your work against this rule before you submit.</w:t>
+      </w:r>
+    </w:p>
+    <w:p>
+      <w:pPr>
+        <w:spacing w:after="40" w:before="0"/>
+      </w:pPr>
+      <w:r>
+        <w:rPr>
+          <w:b/>
+          <w:bCs/>
+        </w:rPr>
+        <w:t xml:space="preserve">6. onLevel — Spot the Common Mistake</w:t>
+      </w:r>
+    </w:p>
+    <w:p>
+      <w:pPr>
+        <w:spacing w:after="20" w:before="0"/>
+      </w:pPr>
+      <w:r>
+        <w:t xml:space="preserve">     The mistake is in Step 2.</w:t>
+      </w:r>
+    </w:p>
+    <w:p>
+      <w:pPr>
+        <w:spacing w:after="20" w:before="0"/>
+      </w:pPr>
+      <w:r>
+        <w:t xml:space="preserve">     Correct work: Follow the key idea: To find the part, change the percent to a decimal, then multiply: part = percent × base.</w:t>
+      </w:r>
+    </w:p>
+    <w:p>
+      <w:pPr>
+        <w:spacing w:after="40" w:before="0"/>
+      </w:pPr>
+      <w:r>
+        <w:rPr>
+          <w:b/>
+          <w:bCs/>
+        </w:rPr>
+        <w:t xml:space="preserve">7. A. 20</w:t>
+      </w:r>
+    </w:p>
+    <w:p>
+      <w:pPr>
+        <w:spacing w:after="20" w:before="0"/>
+      </w:pPr>
+      <w:r>
+        <w:t xml:space="preserve">     25% = 0.25. Multiply: 0.25 × 80 = 20 tickets saved.</w:t>
       </w:r>
     </w:p>
     <w:p>
@@ -1315,19 +1586,31 @@
         <w:spacing w:after="80" w:before="0"/>
       </w:pPr>
       <w:r>
-        <w:t xml:space="preserve">     0.20 × 150 = 30.</w:t>
-      </w:r>
-    </w:p>
-    <w:p>
-      <w:pPr>
-        <w:spacing w:after="40" w:before="0"/>
-      </w:pPr>
-      <w:r>
-        <w:rPr>
-          <w:b/>
-          <w:bCs/>
-        </w:rPr>
-        <w:t xml:space="preserve">7. A. 28</w:t>
+        <w:rPr>
+          <w:i/>
+          <w:iCs/>
+        </w:rPr>
+        <w:t xml:space="preserve">     Watch for: A common mistake in Find the Percent of a Number is skipping the key idea: "To find the part, change the percent to a decimal, then multiply: part = percent × base." — always check your work against this rule before you submit.</w:t>
+      </w:r>
+    </w:p>
+    <w:p>
+      <w:pPr>
+        <w:spacing w:after="40" w:before="0"/>
+      </w:pPr>
+      <w:r>
+        <w:rPr>
+          <w:b/>
+          <w:bCs/>
+        </w:rPr>
+        <w:t xml:space="preserve">8. A. 9</w:t>
+      </w:r>
+    </w:p>
+    <w:p>
+      <w:pPr>
+        <w:spacing w:after="20" w:before="0"/>
+      </w:pPr>
+      <w:r>
+        <w:t xml:space="preserve">     15% = 0.15. Multiply: 0.15 × 60 = 9 bonus points.</w:t>
       </w:r>
     </w:p>
     <w:p>
@@ -1335,19 +1618,31 @@
         <w:spacing w:after="80" w:before="0"/>
       </w:pPr>
       <w:r>
-        <w:t xml:space="preserve">     0.35 × 80 = 28.</w:t>
-      </w:r>
-    </w:p>
-    <w:p>
-      <w:pPr>
-        <w:spacing w:after="40" w:before="0"/>
-      </w:pPr>
-      <w:r>
-        <w:rPr>
-          <w:b/>
-          <w:bCs/>
-        </w:rPr>
-        <w:t xml:space="preserve">8. A. $15</w:t>
+        <w:rPr>
+          <w:i/>
+          <w:iCs/>
+        </w:rPr>
+        <w:t xml:space="preserve">     Watch for: A common mistake in Find the Percent of a Number is skipping the key idea: "To find the part, change the percent to a decimal, then multiply: part = percent × base." — always check your work against this rule before you submit.</w:t>
+      </w:r>
+    </w:p>
+    <w:p>
+      <w:pPr>
+        <w:spacing w:after="40" w:before="0"/>
+      </w:pPr>
+      <w:r>
+        <w:rPr>
+          <w:b/>
+          <w:bCs/>
+        </w:rPr>
+        <w:t xml:space="preserve">9. A. $2</w:t>
+      </w:r>
+    </w:p>
+    <w:p>
+      <w:pPr>
+        <w:spacing w:after="20" w:before="0"/>
+      </w:pPr>
+      <w:r>
+        <w:t xml:space="preserve">     5% = 0.05. Multiply: 0.05 × 40 = $2 in tax.</w:t>
       </w:r>
     </w:p>
     <w:p>
@@ -1355,27 +1650,63 @@
         <w:spacing w:after="80" w:before="0"/>
       </w:pPr>
       <w:r>
-        <w:t xml:space="preserve">     0.25 × 60 = $15 off.</w:t>
-      </w:r>
-    </w:p>
-    <w:p>
-      <w:pPr>
-        <w:spacing w:after="40" w:before="0"/>
-      </w:pPr>
-      <w:r>
-        <w:rPr>
-          <w:b/>
-          <w:bCs/>
-        </w:rPr>
-        <w:t xml:space="preserve">9. A. 60</w:t>
-      </w:r>
-    </w:p>
-    <w:p>
-      <w:pPr>
-        <w:spacing w:after="80" w:before="0"/>
-      </w:pPr>
-      <w:r>
-        <w:t xml:space="preserve">     1.5 × 40 = 60.</w:t>
+        <w:rPr>
+          <w:i/>
+          <w:iCs/>
+        </w:rPr>
+        <w:t xml:space="preserve">     Watch for: A common mistake in Find the Percent of a Number is skipping the key idea: "To find the part, change the percent to a decimal, then multiply: part = percent × base." — always check your work against this rule before you submit.</w:t>
+      </w:r>
+    </w:p>
+    <w:p>
+      <w:pPr>
+        <w:spacing w:after="40" w:before="0"/>
+      </w:pPr>
+      <w:r>
+        <w:rPr>
+          <w:b/>
+          <w:bCs/>
+        </w:rPr>
+        <w:t xml:space="preserve">10. Matches:</w:t>
+      </w:r>
+    </w:p>
+    <w:p>
+      <w:pPr>
+        <w:spacing w:after="20" w:before="0"/>
+      </w:pPr>
+      <w:r>
+        <w:t xml:space="preserve">     20% of 70 → 14</w:t>
+      </w:r>
+    </w:p>
+    <w:p>
+      <w:pPr>
+        <w:spacing w:after="20" w:before="0"/>
+      </w:pPr>
+      <w:r>
+        <w:t xml:space="preserve">     50% of 46 → 23</w:t>
+      </w:r>
+    </w:p>
+    <w:p>
+      <w:pPr>
+        <w:spacing w:after="20" w:before="0"/>
+      </w:pPr>
+      <w:r>
+        <w:t xml:space="preserve">     10% of 90 → 9</w:t>
+      </w:r>
+    </w:p>
+    <w:p>
+      <w:pPr>
+        <w:spacing w:after="20" w:before="0"/>
+      </w:pPr>
+      <w:r>
+        <w:t xml:space="preserve">     30% of 200 → 60</w:t>
+      </w:r>
+    </w:p>
+    <w:p>
+      <w:pPr>
+        <w:spacing w:after="40" w:before="0"/>
+      </w:pPr>
+      <w:r>
+        <w:t xml:space="preserve"/>
       </w:r>
     </w:p>
     <w:sectPr>

--- a/lessons/4-4/homework.docx
+++ b/lessons/4-4/homework.docx
@@ -945,23 +945,31 @@
         <w:spacing w:after="40" w:before="0"/>
       </w:pPr>
       <w:r>
-        <w:t xml:space="preserve">   Step 1 (Read): A student is working on Find the Percent of a Number.</w:t>
-      </w:r>
-    </w:p>
-    <w:p>
-      <w:pPr>
-        <w:spacing w:after="40" w:before="0"/>
-      </w:pPr>
-      <w:r>
-        <w:t xml:space="preserve">   Step 2 (Attempt): They ignored the rule: To find the part, change the percent to a decimal, then multiply: part = percent × base.</w:t>
-      </w:r>
-    </w:p>
-    <w:p>
-      <w:pPr>
-        <w:spacing w:after="40" w:before="0"/>
-      </w:pPr>
-      <w:r>
-        <w:t xml:space="preserve">   Step 3 (Check): The answer does not match the math rule from class.</w:t>
+        <w:t xml:space="preserve">   Step 1 (Find 15% of 60): 15% of 60</w:t>
+      </w:r>
+    </w:p>
+    <w:p>
+      <w:pPr>
+        <w:spacing w:after="40" w:before="0"/>
+      </w:pPr>
+      <w:r>
+        <w:t xml:space="preserve">   Step 2 (Change the percent to a decimal): 15% = 0.15</w:t>
+      </w:r>
+    </w:p>
+    <w:p>
+      <w:pPr>
+        <w:spacing w:after="40" w:before="0"/>
+      </w:pPr>
+      <w:r>
+        <w:t xml:space="preserve">   Step 3 (Multiply by the wrong number): 0.15 × 15 = 2.25</w:t>
+      </w:r>
+    </w:p>
+    <w:p>
+      <w:pPr>
+        <w:spacing w:after="40" w:before="0"/>
+      </w:pPr>
+      <w:r>
+        <w:t xml:space="preserve">   Step 4 (Final answer): 15% of 60 = 2.25</w:t>
       </w:r>
     </w:p>
     <w:p>
@@ -1382,7 +1390,7 @@
           <w:i/>
           <w:iCs/>
         </w:rPr>
-        <w:t xml:space="preserve">     Watch for: A common mistake in Find the Percent of a Number is skipping the key idea: "To find the part, change the percent to a decimal, then multiply: part = percent × base." — always check your work against this rule before you submit.</w:t>
+        <w:t xml:space="preserve">     Watch for: A common mistake in Find the Percent of a Number is multiplying by the percent number itself instead of its decimal form — for example, finding 30% of 80 by computing 30 × 80 = 2,400 instead of 0.30 × 80 = 24. Always divide the percent by 100 to get the decimal, then multiply that decimal by the base.</w:t>
       </w:r>
     </w:p>
     <w:p>
@@ -1414,7 +1422,7 @@
           <w:i/>
           <w:iCs/>
         </w:rPr>
-        <w:t xml:space="preserve">     Watch for: A common mistake in Find the Percent of a Number is skipping the key idea: "To find the part, change the percent to a decimal, then multiply: part = percent × base." — always check your work against this rule before you submit.</w:t>
+        <w:t xml:space="preserve">     Watch for: A common mistake in Find the Percent of a Number is multiplying by the percent number itself instead of its decimal form — for example, finding 30% of 80 by computing 30 × 80 = 2,400 instead of 0.30 × 80 = 24. Always divide the percent by 100 to get the decimal, then multiply that decimal by the base.</w:t>
       </w:r>
     </w:p>
     <w:p>
@@ -1498,7 +1506,7 @@
           <w:i/>
           <w:iCs/>
         </w:rPr>
-        <w:t xml:space="preserve">     Watch for: A common mistake in Find the Percent of a Number is skipping the key idea: "To find the part, change the percent to a decimal, then multiply: part = percent × base." — always check your work against this rule before you submit.</w:t>
+        <w:t xml:space="preserve">     Watch for: A common mistake in Find the Percent of a Number is multiplying by the percent number itself instead of its decimal form — for example, finding 30% of 80 by computing 30 × 80 = 2,400 instead of 0.30 × 80 = 24. Always divide the percent by 100 to get the decimal, then multiply that decimal by the base.</w:t>
       </w:r>
     </w:p>
     <w:p>
@@ -1530,7 +1538,7 @@
           <w:i/>
           <w:iCs/>
         </w:rPr>
-        <w:t xml:space="preserve">     Watch for: A common mistake in Find the Percent of a Number is skipping the key idea: "To find the part, change the percent to a decimal, then multiply: part = percent × base." — always check your work against this rule before you submit.</w:t>
+        <w:t xml:space="preserve">     Watch for: A common mistake in Find the Percent of a Number is multiplying by the percent number itself instead of its decimal form — for example, finding 30% of 80 by computing 30 × 80 = 2,400 instead of 0.30 × 80 = 24. Always divide the percent by 100 to get the decimal, then multiply that decimal by the base.</w:t>
       </w:r>
     </w:p>
     <w:p>
@@ -1550,7 +1558,7 @@
         <w:spacing w:after="20" w:before="0"/>
       </w:pPr>
       <w:r>
-        <w:t xml:space="preserve">     The mistake is in Step 2.</w:t>
+        <w:t xml:space="preserve">     The mistake is in Step 3.</w:t>
       </w:r>
     </w:p>
     <w:p>
@@ -1558,7 +1566,7 @@
         <w:spacing w:after="20" w:before="0"/>
       </w:pPr>
       <w:r>
-        <w:t xml:space="preserve">     Correct work: Follow the key idea: To find the part, change the percent to a decimal, then multiply: part = percent × base.</w:t>
+        <w:t xml:space="preserve">     Correct work: The base is 60, not 15. The word "of" tells you the base: 15% OF 60. Multiply by the base: 0.15 × 60 = 9. So 15% of 60 = 9, not 2.25. The student multiplied by the percent number instead of the base.</w:t>
       </w:r>
     </w:p>
     <w:p>
@@ -1590,7 +1598,7 @@
           <w:i/>
           <w:iCs/>
         </w:rPr>
-        <w:t xml:space="preserve">     Watch for: A common mistake in Find the Percent of a Number is skipping the key idea: "To find the part, change the percent to a decimal, then multiply: part = percent × base." — always check your work against this rule before you submit.</w:t>
+        <w:t xml:space="preserve">     Watch for: A common mistake in Find the Percent of a Number is multiplying by the percent number itself instead of its decimal form — for example, finding 30% of 80 by computing 30 × 80 = 2,400 instead of 0.30 × 80 = 24. Always divide the percent by 100 to get the decimal, then multiply that decimal by the base.</w:t>
       </w:r>
     </w:p>
     <w:p>
@@ -1622,7 +1630,7 @@
           <w:i/>
           <w:iCs/>
         </w:rPr>
-        <w:t xml:space="preserve">     Watch for: A common mistake in Find the Percent of a Number is skipping the key idea: "To find the part, change the percent to a decimal, then multiply: part = percent × base." — always check your work against this rule before you submit.</w:t>
+        <w:t xml:space="preserve">     Watch for: A common mistake in Find the Percent of a Number is multiplying by the percent number itself instead of its decimal form — for example, finding 30% of 80 by computing 30 × 80 = 2,400 instead of 0.30 × 80 = 24. Always divide the percent by 100 to get the decimal, then multiply that decimal by the base.</w:t>
       </w:r>
     </w:p>
     <w:p>
@@ -1654,7 +1662,7 @@
           <w:i/>
           <w:iCs/>
         </w:rPr>
-        <w:t xml:space="preserve">     Watch for: A common mistake in Find the Percent of a Number is skipping the key idea: "To find the part, change the percent to a decimal, then multiply: part = percent × base." — always check your work against this rule before you submit.</w:t>
+        <w:t xml:space="preserve">     Watch for: A common mistake in Find the Percent of a Number is multiplying by the percent number itself instead of its decimal form — for example, finding 30% of 80 by computing 30 × 80 = 2,400 instead of 0.30 × 80 = 24. Always divide the percent by 100 to get the decimal, then multiply that decimal by the base.</w:t>
       </w:r>
     </w:p>
     <w:p>

--- a/lessons/4-4/homework.docx
+++ b/lessons/4-4/homework.docx
@@ -12,7 +12,7 @@
           <w:b/>
           <w:bCs/>
         </w:rPr>
-        <w:t xml:space="preserve">Find the Percent of a Number — Homework</w:t>
+        <w:t xml:space="preserve">Find and Compare with Percentages — Homework</w:t>
       </w:r>
     </w:p>
     <w:p>
@@ -161,10 +161,10 @@
           <w:b/>
           <w:bCs/>
         </w:rPr>
-        <w:t xml:space="preserve">Percent (Porcentaje)</w:t>
-      </w:r>
-      <w:r>
-        <w:t xml:space="preserve"> — A way to compare a number to 100, shown with the % sign.</w:t>
+        <w:t xml:space="preserve">Percent of a Number (Porcentaje de un número)</w:t>
+      </w:r>
+      <w:r>
+        <w:t xml:space="preserve"> — A part of a number found by multiplying the number by the percent written as a decimal.</w:t>
       </w:r>
     </w:p>
     <w:p>
@@ -224,10 +224,10 @@
           <w:b/>
           <w:bCs/>
         </w:rPr>
-        <w:t xml:space="preserve">Base (Base (el todo))</w:t>
-      </w:r>
-      <w:r>
-        <w:t xml:space="preserve"> — The whole amount you take a percent of.</w:t>
+        <w:t xml:space="preserve">Percent (Porcentaje)</w:t>
+      </w:r>
+      <w:r>
+        <w:t xml:space="preserve"> — A way to compare a number to 100, shown with the % sign.</w:t>
       </w:r>
     </w:p>
     <w:p>
@@ -287,10 +287,10 @@
           <w:b/>
           <w:bCs/>
         </w:rPr>
-        <w:t xml:space="preserve">Part (Parte)</w:t>
-      </w:r>
-      <w:r>
-        <w:t xml:space="preserve"> — The piece you get when you take a percent of a number.</w:t>
+        <w:t xml:space="preserve">Base (Base)</w:t>
+      </w:r>
+      <w:r>
+        <w:t xml:space="preserve"> — The whole amount you start with — the number right after the word “of.”</w:t>
       </w:r>
     </w:p>
     <w:p>
@@ -350,10 +350,10 @@
           <w:b/>
           <w:bCs/>
         </w:rPr>
-        <w:t xml:space="preserve">Equation (Ecuación)</w:t>
-      </w:r>
-      <w:r>
-        <w:t xml:space="preserve"> — A math sentence with an equal sign showing both sides are the same.</w:t>
+        <w:t xml:space="preserve">Part (Parte)</w:t>
+      </w:r>
+      <w:r>
+        <w:t xml:space="preserve"> — How much of the base (the whole) you get. It is your answer.</w:t>
       </w:r>
     </w:p>
     <w:p>
@@ -413,6 +413,69 @@
           <w:b/>
           <w:bCs/>
         </w:rPr>
+        <w:t xml:space="preserve">Equation (Ecuación)</w:t>
+      </w:r>
+      <w:r>
+        <w:t xml:space="preserve"> — A number sentence with an equal sign. The percent one is: part = percent × base.</w:t>
+      </w:r>
+    </w:p>
+    <w:p>
+      <w:pPr>
+        <w:keepNext/>
+        <w:spacing w:after="20" w:before="80"/>
+        <w:jc w:val="center"/>
+      </w:pPr>
+      <w:r>
+        <w:drawing>
+          <wp:inline distT="0" distB="0" distL="0" distR="0">
+            <wp:extent cx="1047750" cy="790575"/>
+            <wp:effectExtent t="0" r="0" b="0" l="0"/>
+            <wp:docPr id="1" name="" descr="" title=""/>
+            <wp:cNvGraphicFramePr>
+              <a:graphicFrameLocks xmlns:a="http://schemas.openxmlformats.org/drawingml/2006/main" noChangeAspect="1"/>
+            </wp:cNvGraphicFramePr>
+            <a:graphic xmlns:a="http://schemas.openxmlformats.org/drawingml/2006/main">
+              <a:graphicData uri="http://schemas.openxmlformats.org/drawingml/2006/picture">
+                <pic:pic xmlns:pic="http://schemas.openxmlformats.org/drawingml/2006/picture">
+                  <pic:nvPicPr>
+                    <pic:cNvPr id="0" name="" descr=""/>
+                    <pic:cNvPicPr>
+                      <a:picLocks noChangeAspect="1" noChangeArrowheads="1"/>
+                    </pic:cNvPicPr>
+                  </pic:nvPicPr>
+                  <pic:blipFill>
+                    <a:blip r:embed="rId12" cstate="none"/>
+                    <a:srcRect/>
+                    <a:stretch>
+                      <a:fillRect/>
+                    </a:stretch>
+                  </pic:blipFill>
+                  <pic:spPr bwMode="auto">
+                    <a:xfrm>
+                      <a:off x="0" y="0"/>
+                      <a:ext cx="1047750" cy="790575"/>
+                    </a:xfrm>
+                    <a:prstGeom prst="rect">
+                      <a:avLst/>
+                    </a:prstGeom>
+                  </pic:spPr>
+                </pic:pic>
+              </a:graphicData>
+            </a:graphic>
+          </wp:inline>
+        </w:drawing>
+      </w:r>
+    </w:p>
+    <w:p>
+      <w:pPr>
+        <w:keepNext/>
+        <w:spacing w:after="120"/>
+      </w:pPr>
+      <w:r>
+        <w:rPr>
+          <w:b/>
+          <w:bCs/>
+        </w:rPr>
         <w:t xml:space="preserve">Discount (Descuento)</w:t>
       </w:r>
       <w:r>
@@ -937,7 +1000,7 @@
           <w:b/>
           <w:bCs/>
         </w:rPr>
-        <w:t xml:space="preserve">6. onLevel — Spot the Common Mistake</w:t>
+        <w:t xml:space="preserve">6. Spot the Common Mistake</w:t>
       </w:r>
     </w:p>
     <w:p>
@@ -1526,7 +1589,7 @@
         <w:spacing w:after="20" w:before="0"/>
       </w:pPr>
       <w:r>
-        <w:t xml:space="preserve">     72 ÷ 90 = 0.80 = 80%.</w:t>
+        <w:t xml:space="preserve">     72/90 simplifies to 8/10, and 10 × 10 = 100, so 8 × 10 = 80. That makes 72/90 = 80/100 = 80%.</w:t>
       </w:r>
     </w:p>
     <w:p>
@@ -1550,7 +1613,7 @@
           <w:b/>
           <w:bCs/>
         </w:rPr>
-        <w:t xml:space="preserve">6. onLevel — Spot the Common Mistake</w:t>
+        <w:t xml:space="preserve">6. Spot the Common Mistake</w:t>
       </w:r>
     </w:p>
     <w:p>
@@ -1567,6 +1630,14 @@
       </w:pPr>
       <w:r>
         <w:t xml:space="preserve">     Correct work: The base is 60, not 15. The word "of" tells you the base: 15% OF 60. Multiply by the base: 0.15 × 60 = 9. So 15% of 60 = 9, not 2.25. The student multiplied by the percent number instead of the base.</w:t>
+      </w:r>
+    </w:p>
+    <w:p>
+      <w:pPr>
+        <w:spacing w:after="80" w:before="0"/>
+      </w:pPr>
+      <w:r>
+        <w:t xml:space="preserve">     Watch for: Converting 15% to 0.15 was right, but then the student multiplied 0.15 by 15, reusing the percent number instead of the base. The word 'of' points to the base, so it is 0.15 × 60 = 9.</w:t>
       </w:r>
     </w:p>
     <w:p>
